--- a/data/revised_2026-10_full/tracked/v2/Biology/SS3.1_Animal_Nutrition/Biology_Animal_Nutrition_FinalExplanation_TRACKED.docx
+++ b/data/revised_2026-10_full/tracked/v2/Biology/SS3.1_Animal_Nutrition/Biology_Animal_Nutrition_FinalExplanation_TRACKED.docx
@@ -436,7 +436,7 @@
               </w:rPr>
               <w:t xml:space="preserve">Driving Question: How do the structures animals use to get food — from an aphid's needle-like mouthparts to a flamingo's filter beak to your own teeth and digestive system — explain how each animal gets the nutrients it needs to survive? Use the Claim–Evidence–Reasoning (CER) approach in each section</w:t>
             </w:r>
-            <w:ins w:id="9001" w:author="Claude (AI) - proposed" w:date="2026-10-15T02:49:54Z">
+            <w:ins w:id="9001" w:author="Claude (AI) - proposed" w:date="2026-10-18T00:26:09Z">
               <w:r>
                 <w:rPr>
                   <w:rFonts w:ascii="Arial" w:cs="Arial" w:eastAsia="Arial" w:hAnsi="Arial"/>
@@ -1118,10 +1118,10 @@
                     <w:spacing w:after="40" w:before="0"/>
                     <w:jc w:val="left"/>
                     <w:rPr>
-                      <w:ins w:id="9003" w:author="Claude (AI) - proposed" w:date="2026-10-15T02:49:54Z"/>
+                      <w:ins w:id="9003" w:author="Claude (AI) - proposed" w:date="2026-10-18T00:26:09Z"/>
                     </w:rPr>
                   </w:pPr>
-                  <w:ins w:id="9002" w:author="Claude (AI) - proposed" w:date="2026-10-15T02:49:54Z">
+                  <w:ins w:id="9002" w:author="Claude (AI) - proposed" w:date="2026-10-18T00:26:09Z">
                     <w:r>
                       <w:rPr>
                         <w:rFonts w:ascii="Arial" w:cs="Arial" w:eastAsia="Arial" w:hAnsi="Arial"/>
@@ -1156,10 +1156,10 @@
                     <w:spacing w:after="40" w:before="0"/>
                     <w:jc w:val="left"/>
                     <w:rPr>
-                      <w:ins w:id="9005" w:author="Claude (AI) - proposed" w:date="2026-10-15T02:49:54Z"/>
+                      <w:ins w:id="9005" w:author="Claude (AI) - proposed" w:date="2026-10-18T00:26:09Z"/>
                     </w:rPr>
                   </w:pPr>
-                  <w:ins w:id="9004" w:author="Claude (AI) - proposed" w:date="2026-10-15T02:49:54Z">
+                  <w:ins w:id="9004" w:author="Claude (AI) - proposed" w:date="2026-10-18T00:26:09Z">
                     <w:r>
                       <w:rPr>
                         <w:rFonts w:ascii="Arial" w:cs="Arial" w:eastAsia="Arial" w:hAnsi="Arial"/>
@@ -1181,10 +1181,10 @@
                     <w:spacing w:after="40" w:before="0"/>
                     <w:jc w:val="left"/>
                     <w:rPr>
-                      <w:del w:id="9007" w:author="Claude (AI) - proposed" w:date="2026-10-15T02:49:54Z"/>
+                      <w:del w:id="9007" w:author="Claude (AI) - proposed" w:date="2026-10-18T00:26:09Z"/>
                     </w:rPr>
                   </w:pPr>
-                  <w:del w:id="9006" w:author="Claude (AI) - proposed" w:date="2026-10-15T02:49:54Z">
+                  <w:del w:id="9006" w:author="Claude (AI) - proposed" w:date="2026-10-18T00:26:09Z">
                     <w:r>
                       <w:rPr>
                         <w:rFonts w:ascii="Arial" w:cs="Arial" w:eastAsia="Arial" w:hAnsi="Arial"/>
@@ -1206,10 +1206,10 @@
                     <w:spacing w:after="40" w:before="0"/>
                     <w:jc w:val="left"/>
                     <w:rPr>
-                      <w:del w:id="9009" w:author="Claude (AI) - proposed" w:date="2026-10-15T02:49:54Z"/>
+                      <w:del w:id="9009" w:author="Claude (AI) - proposed" w:date="2026-10-18T00:26:09Z"/>
                     </w:rPr>
                   </w:pPr>
-                  <w:del w:id="9008" w:author="Claude (AI) - proposed" w:date="2026-10-15T02:49:54Z">
+                  <w:del w:id="9008" w:author="Claude (AI) - proposed" w:date="2026-10-18T00:26:09Z">
                     <w:r>
                       <w:rPr>
                         <w:rFonts w:ascii="Arial" w:cs="Arial" w:eastAsia="Arial" w:hAnsi="Arial"/>
@@ -1440,7 +1440,7 @@
               </w:rPr>
               <w:t xml:space="preserve">(a) Make a claim about how the structure of the small intestine (ileum) is adapted for absorbing nutrients. (b) Give evidence from the villus diagram, including which nutrients enter the blood capillaries and which enter the lacteal. (c) Explain the difference between absorption and assimilation. Then use the </w:t>
             </w:r>
-            <w:del w:id="9010" w:author="Claude (AI) - proposed" w:date="2026-10-15T02:49:54Z">
+            <w:del w:id="9010" w:author="Claude (AI) - proposed" w:date="2026-10-18T00:26:09Z">
               <w:r>
                 <w:rPr>
                   <w:rFonts w:ascii="Arial" w:cs="Arial" w:eastAsia="Arial" w:hAnsi="Arial"/>
@@ -1455,7 +1455,7 @@
                 <w:delText xml:space="preserve">Kenyan health examples</w:delText>
               </w:r>
             </w:del>
-            <w:ins w:id="9011" w:author="Claude (AI) - proposed" w:date="2026-10-15T02:49:54Z">
+            <w:ins w:id="9011" w:author="Claude (AI) - proposed" w:date="2026-10-18T00:26:09Z">
               <w:r>
                 <w:rPr>
                   <w:rFonts w:ascii="Arial" w:cs="Arial" w:eastAsia="Arial" w:hAnsi="Arial"/>
@@ -1483,7 +1483,7 @@
               </w:rPr>
               <w:t xml:space="preserve"> (kwashiorkor in </w:t>
             </w:r>
-            <w:del w:id="9012" w:author="Claude (AI) - proposed" w:date="2026-10-15T02:49:54Z">
+            <w:del w:id="9012" w:author="Claude (AI) - proposed" w:date="2026-10-18T00:26:09Z">
               <w:r>
                 <w:rPr>
                   <w:rFonts w:ascii="Arial" w:cs="Arial" w:eastAsia="Arial" w:hAnsi="Arial"/>
@@ -1498,7 +1498,7 @@
                 <w:delText xml:space="preserve">Kilifi County</w:delText>
               </w:r>
             </w:del>
-            <w:ins w:id="9013" w:author="Claude (AI) - proposed" w:date="2026-10-15T02:49:54Z">
+            <w:ins w:id="9013" w:author="Claude (AI) - proposed" w:date="2026-10-18T00:26:09Z">
               <w:r>
                 <w:rPr>
                   <w:rFonts w:ascii="Arial" w:cs="Arial" w:eastAsia="Arial" w:hAnsi="Arial"/>
@@ -1526,7 +1526,7 @@
               </w:rPr>
               <w:t xml:space="preserve">, iron-deficiency anaemia in adolescent girls</w:t>
             </w:r>
-            <w:del w:id="9014" w:author="Claude (AI) - proposed" w:date="2026-10-15T02:49:54Z">
+            <w:del w:id="9014" w:author="Claude (AI) - proposed" w:date="2026-10-18T00:26:09Z">
               <w:r>
                 <w:rPr>
                   <w:rFonts w:ascii="Arial" w:cs="Arial" w:eastAsia="Arial" w:hAnsi="Arial"/>
@@ -1978,7 +1978,7 @@
               <w:spacing w:after="40" w:before="0"/>
               <w:jc w:val="left"/>
             </w:pPr>
-            <w:ins w:id="9015" w:author="Claude (AI) - proposed" w:date="2026-10-15T02:49:54Z">
+            <w:ins w:id="9015" w:author="Claude (AI) - proposed" w:date="2026-10-18T00:26:09Z">
               <w:r>
                 <w:rPr>
                   <w:rFonts w:ascii="Arial" w:cs="Arial" w:eastAsia="Arial" w:hAnsi="Arial"/>
@@ -2026,7 +2026,7 @@
               <w:spacing w:after="40" w:before="0"/>
               <w:jc w:val="left"/>
             </w:pPr>
-            <w:ins w:id="9016" w:author="Claude (AI) - proposed" w:date="2026-10-15T02:49:54Z">
+            <w:ins w:id="9016" w:author="Claude (AI) - proposed" w:date="2026-10-18T00:26:09Z">
               <w:r>
                 <w:rPr>
                   <w:rFonts w:ascii="Arial" w:cs="Arial" w:eastAsia="Arial" w:hAnsi="Arial"/>
@@ -2074,7 +2074,7 @@
               <w:spacing w:after="40" w:before="0"/>
               <w:jc w:val="left"/>
             </w:pPr>
-            <w:ins w:id="9017" w:author="Claude (AI) - proposed" w:date="2026-10-15T02:49:54Z">
+            <w:ins w:id="9017" w:author="Claude (AI) - proposed" w:date="2026-10-18T00:26:09Z">
               <w:r>
                 <w:rPr>
                   <w:rFonts w:ascii="Arial" w:cs="Arial" w:eastAsia="Arial" w:hAnsi="Arial"/>
@@ -2157,7 +2157,7 @@
               <w:spacing w:after="40" w:before="0"/>
               <w:jc w:val="left"/>
             </w:pPr>
-            <w:ins w:id="9018" w:author="Claude (AI) - proposed" w:date="2026-10-15T02:49:54Z">
+            <w:ins w:id="9018" w:author="Claude (AI) - proposed" w:date="2026-10-18T00:26:09Z">
               <w:r>
                 <w:rPr>
                   <w:rFonts w:ascii="Arial" w:cs="Arial" w:eastAsia="Arial" w:hAnsi="Arial"/>
@@ -2205,7 +2205,7 @@
               <w:spacing w:after="40" w:before="0"/>
               <w:jc w:val="left"/>
             </w:pPr>
-            <w:ins w:id="9019" w:author="Claude (AI) - proposed" w:date="2026-10-15T02:49:54Z">
+            <w:ins w:id="9019" w:author="Claude (AI) - proposed" w:date="2026-10-18T00:26:09Z">
               <w:r>
                 <w:rPr>
                   <w:rFonts w:ascii="Arial" w:cs="Arial" w:eastAsia="Arial" w:hAnsi="Arial"/>
@@ -2253,7 +2253,7 @@
               <w:spacing w:after="40" w:before="0"/>
               <w:jc w:val="left"/>
             </w:pPr>
-            <w:ins w:id="9020" w:author="Claude (AI) - proposed" w:date="2026-10-15T02:49:54Z">
+            <w:ins w:id="9020" w:author="Claude (AI) - proposed" w:date="2026-10-18T00:26:09Z">
               <w:r>
                 <w:rPr>
                   <w:rFonts w:ascii="Arial" w:cs="Arial" w:eastAsia="Arial" w:hAnsi="Arial"/>
@@ -2336,7 +2336,7 @@
               <w:spacing w:after="40" w:before="0"/>
               <w:jc w:val="left"/>
             </w:pPr>
-            <w:ins w:id="9021" w:author="Claude (AI) - proposed" w:date="2026-10-15T02:49:54Z">
+            <w:ins w:id="9021" w:author="Claude (AI) - proposed" w:date="2026-10-18T00:26:09Z">
               <w:r>
                 <w:rPr>
                   <w:rFonts w:ascii="Arial" w:cs="Arial" w:eastAsia="Arial" w:hAnsi="Arial"/>
@@ -2384,7 +2384,7 @@
               <w:spacing w:after="40" w:before="0"/>
               <w:jc w:val="left"/>
             </w:pPr>
-            <w:ins w:id="9022" w:author="Claude (AI) - proposed" w:date="2026-10-15T02:49:54Z">
+            <w:ins w:id="9022" w:author="Claude (AI) - proposed" w:date="2026-10-18T00:26:09Z">
               <w:r>
                 <w:rPr>
                   <w:rFonts w:ascii="Arial" w:cs="Arial" w:eastAsia="Arial" w:hAnsi="Arial"/>
@@ -2432,7 +2432,7 @@
               <w:spacing w:after="40" w:before="0"/>
               <w:jc w:val="left"/>
             </w:pPr>
-            <w:ins w:id="9023" w:author="Claude (AI) - proposed" w:date="2026-10-15T02:49:54Z">
+            <w:ins w:id="9023" w:author="Claude (AI) - proposed" w:date="2026-10-18T00:26:09Z">
               <w:r>
                 <w:rPr>
                   <w:rFonts w:ascii="Arial" w:cs="Arial" w:eastAsia="Arial" w:hAnsi="Arial"/>
@@ -2515,7 +2515,7 @@
               <w:spacing w:after="40" w:before="0"/>
               <w:jc w:val="left"/>
             </w:pPr>
-            <w:ins w:id="9024" w:author="Claude (AI) - proposed" w:date="2026-10-15T02:49:54Z">
+            <w:ins w:id="9024" w:author="Claude (AI) - proposed" w:date="2026-10-18T00:26:09Z">
               <w:r>
                 <w:rPr>
                   <w:rFonts w:ascii="Arial" w:cs="Arial" w:eastAsia="Arial" w:hAnsi="Arial"/>
@@ -2543,7 +2543,7 @@
               </w:rPr>
               <w:t xml:space="preserve">Explains clearly why a mosquito's liquid food and a human's mixed diet need different amounts of processing</w:t>
             </w:r>
-            <w:ins w:id="9025" w:author="Claude (AI) - proposed" w:date="2026-10-15T02:49:54Z">
+            <w:ins w:id="9025" w:author="Claude (AI) - proposed" w:date="2026-10-18T00:26:09Z">
               <w:r>
                 <w:rPr>
                   <w:rFonts w:ascii="Arial" w:cs="Arial" w:eastAsia="Arial" w:hAnsi="Arial"/>
@@ -2591,7 +2591,7 @@
               <w:spacing w:after="40" w:before="0"/>
               <w:jc w:val="left"/>
             </w:pPr>
-            <w:ins w:id="9026" w:author="Claude (AI) - proposed" w:date="2026-10-15T02:49:54Z">
+            <w:ins w:id="9026" w:author="Claude (AI) - proposed" w:date="2026-10-18T00:26:09Z">
               <w:r>
                 <w:rPr>
                   <w:rFonts w:ascii="Arial" w:cs="Arial" w:eastAsia="Arial" w:hAnsi="Arial"/>
@@ -2639,7 +2639,7 @@
               <w:spacing w:after="40" w:before="0"/>
               <w:jc w:val="left"/>
             </w:pPr>
-            <w:ins w:id="9027" w:author="Claude (AI) - proposed" w:date="2026-10-15T02:49:54Z">
+            <w:ins w:id="9027" w:author="Claude (AI) - proposed" w:date="2026-10-18T00:26:09Z">
               <w:r>
                 <w:rPr>
                   <w:rFonts w:ascii="Arial" w:cs="Arial" w:eastAsia="Arial" w:hAnsi="Arial"/>
@@ -2722,7 +2722,7 @@
               <w:spacing w:after="40" w:before="0"/>
               <w:jc w:val="left"/>
             </w:pPr>
-            <w:ins w:id="9028" w:author="Claude (AI) - proposed" w:date="2026-10-15T02:49:54Z">
+            <w:ins w:id="9028" w:author="Claude (AI) - proposed" w:date="2026-10-18T00:26:09Z">
               <w:r>
                 <w:rPr>
                   <w:rFonts w:ascii="Arial" w:cs="Arial" w:eastAsia="Arial" w:hAnsi="Arial"/>
@@ -2770,7 +2770,7 @@
               <w:spacing w:after="40" w:before="0"/>
               <w:jc w:val="left"/>
             </w:pPr>
-            <w:ins w:id="9029" w:author="Claude (AI) - proposed" w:date="2026-10-15T02:49:54Z">
+            <w:ins w:id="9029" w:author="Claude (AI) - proposed" w:date="2026-10-18T00:26:09Z">
               <w:r>
                 <w:rPr>
                   <w:rFonts w:ascii="Arial" w:cs="Arial" w:eastAsia="Arial" w:hAnsi="Arial"/>
@@ -2818,7 +2818,7 @@
               <w:spacing w:after="40" w:before="0"/>
               <w:jc w:val="left"/>
             </w:pPr>
-            <w:ins w:id="9030" w:author="Claude (AI) - proposed" w:date="2026-10-15T02:49:54Z">
+            <w:ins w:id="9030" w:author="Claude (AI) - proposed" w:date="2026-10-18T00:26:09Z">
               <w:r>
                 <w:rPr>
                   <w:rFonts w:ascii="Arial" w:cs="Arial" w:eastAsia="Arial" w:hAnsi="Arial"/>
@@ -2968,7 +2968,7 @@
         </w:rPr>
         <w:t xml:space="preserve">© 2026 SeaVuria and ARES. This work is licensed under a </w:t>
       </w:r>
-      <w:hyperlink w:history="1" r:id="rIdj6kxchcxbw7vveqplwg1b">
+      <w:hyperlink w:history="1" r:id="rIdbi27wtxh34z2rnwfpisgx">
         <w:r>
           <w:rPr>
             <w:rFonts w:ascii="Arial" w:cs="Arial" w:eastAsia="Arial" w:hAnsi="Arial"/>
@@ -2988,7 +2988,7 @@
         </w:rPr>
         <w:t xml:space="preserve"> (</w:t>
       </w:r>
-      <w:hyperlink w:history="1" r:id="rIdpsd4okcwucujg8lzzdpfj">
+      <w:hyperlink w:history="1" r:id="rIdoaneb8z7bo67tacq8t2fh">
         <w:r>
           <w:rPr>
             <w:rFonts w:ascii="Arial" w:cs="Arial" w:eastAsia="Arial" w:hAnsi="Arial"/>
@@ -3008,7 +3008,7 @@
         </w:rPr>
         <w:t xml:space="preserve">). To view a copy of this license, visit </w:t>
       </w:r>
-      <w:hyperlink w:history="1" r:id="rId6mwqy0j4bzl6t_-ebgn18">
+      <w:hyperlink w:history="1" r:id="rIdst2srn4ievthrflvoycyj">
         <w:r>
           <w:rPr>
             <w:rFonts w:ascii="Arial" w:cs="Arial" w:eastAsia="Arial" w:hAnsi="Arial"/>
